--- a/kalkulator-nk38/przyklady/Oferta_ul_Ogrodowa_8_Warszawa_NK6501.docx
+++ b/kalkulator-nk38/przyklady/Oferta_ul_Ogrodowa_8_Warszawa_NK6501.docx
@@ -12,7 +12,7 @@
           <w:szCs w:val="16"/>
           <w:rFonts w:ascii="Verdana" w:cs="Verdana" w:eastAsia="Verdana" w:hAnsi="Verdana"/>
         </w:rPr>
-        <w:t xml:space="preserve">Kraków, dnia 21.10.2026r.</w:t>
+        <w:t xml:space="preserve">Kraków, dnia 22.10.2026r.</w:t>
       </w:r>
     </w:p>
     <w:p>

--- a/kalkulator-nk38/przyklady/Oferta_ul_Ogrodowa_8_Warszawa_NK6501.docx
+++ b/kalkulator-nk38/przyklady/Oferta_ul_Ogrodowa_8_Warszawa_NK6501.docx
@@ -12,7 +12,7 @@
           <w:szCs w:val="16"/>
           <w:rFonts w:ascii="Verdana" w:cs="Verdana" w:eastAsia="Verdana" w:hAnsi="Verdana"/>
         </w:rPr>
-        <w:t xml:space="preserve">Kraków, dnia 22.10.2026r.</w:t>
+        <w:t xml:space="preserve">Kraków, dnia 23.10.2026r.</w:t>
       </w:r>
     </w:p>
     <w:p>

--- a/kalkulator-nk38/przyklady/Oferta_ul_Ogrodowa_8_Warszawa_NK6501.docx
+++ b/kalkulator-nk38/przyklady/Oferta_ul_Ogrodowa_8_Warszawa_NK6501.docx
@@ -12,7 +12,7 @@
           <w:szCs w:val="16"/>
           <w:rFonts w:ascii="Verdana" w:cs="Verdana" w:eastAsia="Verdana" w:hAnsi="Verdana"/>
         </w:rPr>
-        <w:t xml:space="preserve">Kraków, dnia 23.10.2026r.</w:t>
+        <w:t xml:space="preserve">Kraków, dnia 27.10.2026r.</w:t>
       </w:r>
     </w:p>
     <w:p>

--- a/kalkulator-nk38/przyklady/Oferta_ul_Ogrodowa_8_Warszawa_NK6501.docx
+++ b/kalkulator-nk38/przyklady/Oferta_ul_Ogrodowa_8_Warszawa_NK6501.docx
@@ -681,7 +681,7 @@
           <w:szCs w:val="16"/>
           <w:rFonts w:ascii="Verdana" w:cs="Verdana" w:eastAsia="Verdana" w:hAnsi="Verdana"/>
         </w:rPr>
-        <w:t xml:space="preserve">143.400,00 zł</w:t>
+        <w:t xml:space="preserve">143.800,00 zł</w:t>
       </w:r>
     </w:p>
     <w:p>

--- a/kalkulator-nk38/przyklady/Oferta_ul_Ogrodowa_8_Warszawa_NK6501.docx
+++ b/kalkulator-nk38/przyklady/Oferta_ul_Ogrodowa_8_Warszawa_NK6501.docx
@@ -12,7 +12,7 @@
           <w:szCs w:val="16"/>
           <w:rFonts w:ascii="Verdana" w:cs="Verdana" w:eastAsia="Verdana" w:hAnsi="Verdana"/>
         </w:rPr>
-        <w:t xml:space="preserve">Kraków, dnia 27.10.2026r.</w:t>
+        <w:t xml:space="preserve">Kraków, dnia 30.10.2026r.</w:t>
       </w:r>
     </w:p>
     <w:p>

--- a/kalkulator-nk38/przyklady/Oferta_ul_Ogrodowa_8_Warszawa_NK6501.docx
+++ b/kalkulator-nk38/przyklady/Oferta_ul_Ogrodowa_8_Warszawa_NK6501.docx
@@ -311,6 +311,7 @@
     </w:p>
     <w:p>
       <w:pPr>
+        <w:keepNext/>
         <w:tabs>
           <w:tab w:val="left" w:pos="284"/>
         </w:tabs>
@@ -788,6 +789,7 @@
     </w:p>
     <w:p>
       <w:pPr>
+        <w:keepNext/>
         <w:tabs>
           <w:tab w:val="left" w:pos="284"/>
         </w:tabs>
@@ -850,6 +852,7 @@
     </w:p>
     <w:p>
       <w:pPr>
+        <w:keepNext/>
         <w:tabs>
           <w:tab w:val="left" w:pos="284"/>
         </w:tabs>
@@ -921,6 +924,7 @@
     </w:p>
     <w:p>
       <w:pPr>
+        <w:keepNext/>
         <w:tabs>
           <w:tab w:val="left" w:pos="284"/>
         </w:tabs>
@@ -1138,6 +1142,7 @@
     </w:p>
     <w:p>
       <w:pPr>
+        <w:keepNext/>
         <w:tabs>
           <w:tab w:val="left" w:pos="284"/>
         </w:tabs>

--- a/kalkulator-nk38/przyklady/Oferta_ul_Ogrodowa_8_Warszawa_NK6501.docx
+++ b/kalkulator-nk38/przyklady/Oferta_ul_Ogrodowa_8_Warszawa_NK6501.docx
@@ -280,7 +280,7 @@
           <w:szCs w:val="16"/>
           <w:rFonts w:ascii="Verdana" w:cs="Verdana" w:eastAsia="Verdana" w:hAnsi="Verdana"/>
         </w:rPr>
-        <w:t xml:space="preserve">w odpowiedzi na Państwa zapytanie przedstawiamy naszą ofertę na dostawę i montaż 6 palet poprzecznie przesuwnych NK6501 ze sterowaniem na inwestycję zlokalizowaną przy ul. Ogrodowa 8, Warszawa.</w:t>
+        <w:t xml:space="preserve">w odpowiedzi na Państwa zapytanie przedstawiamy naszą ofertę na dostawę i montaż 6 palet poprzecznie przesuwnych NK6501 ze sterowaniem na inwestycję zlokalizowaną przy ul. Ogrodowej 8 w Warszawie.</w:t>
       </w:r>
     </w:p>
     <w:p>
